--- a/downloads/teacher/05 Materials/Unit 02/Handouts/Handout 02.16 - Three Portfolios and a Shock.docx
+++ b/downloads/teacher/05 Materials/Unit 02/Handouts/Handout 02.16 - Three Portfolios and a Shock.docx
@@ -2599,28 +2599,46 @@
         </w:rPr>
         <w:t xml:space="preserve">Shock 1 (the crash):</w:t>
       </w:r>
-      <w:r>
-        <w:t xml:space="preserve"> </w:t>
-      </w:r>
-      <w:r>
-        <w:t xml:space="preserve">- Portfolio A: 7,500 + 7,500 = 15,000. Loss 10,000. Rank 3.</w:t>
-      </w:r>
-      <w:r>
-        <w:t xml:space="preserve"> </w:t>
-      </w:r>
-      <w:r>
-        <w:t xml:space="preserve">- Portfolio B: 12,500 + 12,500 = 25,000. Loss 0. Rank 1.</w:t>
-      </w:r>
-      <w:r>
-        <w:t xml:space="preserve"> </w:t>
-      </w:r>
-      <w:r>
-        <w:t xml:space="preserve">- Portfolio C: 3,000 + 3,000 + 4,500 + 4,500 + 2,500 + 2,500 = 20,000. Loss 5,000. Rank 2.</w:t>
-      </w:r>
     </w:p>
     <w:p>
       <w:pPr>
-        <w:pStyle w:val="BodyText"/>
+        <w:numPr>
+          <w:ilvl w:val="0"/>
+          <w:numId w:val="1005"/>
+        </w:numPr>
+        <w:pStyle w:val="Compact"/>
+      </w:pPr>
+      <w:r>
+        <w:t xml:space="preserve">Portfolio A: 7,500 + 7,500 = 15,000. Loss 10,000. Rank 3.</w:t>
+      </w:r>
+    </w:p>
+    <w:p>
+      <w:pPr>
+        <w:numPr>
+          <w:ilvl w:val="0"/>
+          <w:numId w:val="1005"/>
+        </w:numPr>
+        <w:pStyle w:val="Compact"/>
+      </w:pPr>
+      <w:r>
+        <w:t xml:space="preserve">Portfolio B: 12,500 + 12,500 = 25,000. Loss 0. Rank 1.</w:t>
+      </w:r>
+    </w:p>
+    <w:p>
+      <w:pPr>
+        <w:numPr>
+          <w:ilvl w:val="0"/>
+          <w:numId w:val="1005"/>
+        </w:numPr>
+        <w:pStyle w:val="Compact"/>
+      </w:pPr>
+      <w:r>
+        <w:t xml:space="preserve">Portfolio C: 3,000 + 3,000 + 4,500 + 4,500 + 2,500 + 2,500 = 20,000. Loss 5,000. Rank 2.</w:t>
+      </w:r>
+    </w:p>
+    <w:p>
+      <w:pPr>
+        <w:pStyle w:val="FirstParagraph"/>
       </w:pPr>
       <w:r>
         <w:rPr>
@@ -2628,28 +2646,46 @@
         </w:rPr>
         <w:t xml:space="preserve">Shock 2 (the boom):</w:t>
       </w:r>
-      <w:r>
-        <w:t xml:space="preserve"> </w:t>
-      </w:r>
-      <w:r>
-        <w:t xml:space="preserve">- Portfolio A: 18,750 + 18,750 = 37,500. Gain 12,500. Rank 1.</w:t>
-      </w:r>
-      <w:r>
-        <w:t xml:space="preserve"> </w:t>
-      </w:r>
-      <w:r>
-        <w:t xml:space="preserve">- Portfolio B: 25,000. Gain 0. Rank 3.</w:t>
-      </w:r>
-      <w:r>
-        <w:t xml:space="preserve"> </w:t>
-      </w:r>
-      <w:r>
-        <w:t xml:space="preserve">- Portfolio C: 7,500 + 7,500 + 5,500 + 5,500 + 2,500 + 2,500 = 31,000. Gain 6,000. Rank 2.</w:t>
-      </w:r>
     </w:p>
     <w:p>
       <w:pPr>
-        <w:pStyle w:val="BodyText"/>
+        <w:numPr>
+          <w:ilvl w:val="0"/>
+          <w:numId w:val="1006"/>
+        </w:numPr>
+        <w:pStyle w:val="Compact"/>
+      </w:pPr>
+      <w:r>
+        <w:t xml:space="preserve">Portfolio A: 18,750 + 18,750 = 37,500. Gain 12,500. Rank 1.</w:t>
+      </w:r>
+    </w:p>
+    <w:p>
+      <w:pPr>
+        <w:numPr>
+          <w:ilvl w:val="0"/>
+          <w:numId w:val="1006"/>
+        </w:numPr>
+        <w:pStyle w:val="Compact"/>
+      </w:pPr>
+      <w:r>
+        <w:t xml:space="preserve">Portfolio B: 25,000. Gain 0. Rank 3.</w:t>
+      </w:r>
+    </w:p>
+    <w:p>
+      <w:pPr>
+        <w:numPr>
+          <w:ilvl w:val="0"/>
+          <w:numId w:val="1006"/>
+        </w:numPr>
+        <w:pStyle w:val="Compact"/>
+      </w:pPr>
+      <w:r>
+        <w:t xml:space="preserve">Portfolio C: 7,500 + 7,500 + 5,500 + 5,500 + 2,500 + 2,500 = 31,000. Gain 6,000. Rank 2.</w:t>
+      </w:r>
+    </w:p>
+    <w:p>
+      <w:pPr>
+        <w:pStyle w:val="FirstParagraph"/>
       </w:pPr>
       <w:r>
         <w:rPr>
@@ -2674,34 +2710,58 @@
         </w:rPr>
         <w:t xml:space="preserve">Questions:</w:t>
       </w:r>
-      <w:r>
-        <w:t xml:space="preserve"> </w:t>
-      </w:r>
-      <w:r>
-        <w:t xml:space="preserve">1. B on a bad week (lost 0), or C if the student values still having some growth (lost 5,000 vs A’s 10,000). Accept either with a number.</w:t>
-      </w:r>
-      <w:r>
-        <w:t xml:space="preserve"> </w:t>
-      </w:r>
-      <w:r>
-        <w:t xml:space="preserve">2. A on a good week (gained 12,500), or C (gained 6,000 with half the crash risk). Accept either with a number.</w:t>
-      </w:r>
-      <w:r>
-        <w:t xml:space="preserve"> </w:t>
-      </w:r>
-      <w:r>
-        <w:t xml:space="preserve">3. Most students pick C. What they give up: the top of the boom (A’s 12,500 vs C’s 6,000). A student who picks A must say they accept a 10,000 loss on a bad week; a student who picks B must say they accept never growing. All three are defensible if the trade-off is named.</w:t>
-      </w:r>
-      <w:r>
-        <w:t xml:space="preserve"> </w:t>
-      </w:r>
-      <w:r>
-        <w:t xml:space="preserve">4. Money you might need soon (rent, an emergency), or money you cannot afford to lose, or to sleep at night. Any of those.</w:t>
-      </w:r>
     </w:p>
     <w:p>
       <w:pPr>
-        <w:pStyle w:val="BodyText"/>
+        <w:numPr>
+          <w:ilvl w:val="0"/>
+          <w:numId w:val="1007"/>
+        </w:numPr>
+        <w:pStyle w:val="Compact"/>
+      </w:pPr>
+      <w:r>
+        <w:t xml:space="preserve">B on a bad week (lost 0), or C if the student values still having some growth (lost 5,000 vs A’s 10,000). Accept either with a number.</w:t>
+      </w:r>
+    </w:p>
+    <w:p>
+      <w:pPr>
+        <w:numPr>
+          <w:ilvl w:val="0"/>
+          <w:numId w:val="1007"/>
+        </w:numPr>
+        <w:pStyle w:val="Compact"/>
+      </w:pPr>
+      <w:r>
+        <w:t xml:space="preserve">A on a good week (gained 12,500), or C (gained 6,000 with half the crash risk). Accept either with a number.</w:t>
+      </w:r>
+    </w:p>
+    <w:p>
+      <w:pPr>
+        <w:numPr>
+          <w:ilvl w:val="0"/>
+          <w:numId w:val="1007"/>
+        </w:numPr>
+        <w:pStyle w:val="Compact"/>
+      </w:pPr>
+      <w:r>
+        <w:t xml:space="preserve">Most students pick C. What they give up: the top of the boom (A’s 12,500 vs C’s 6,000). A student who picks A must say they accept a 10,000 loss on a bad week; a student who picks B must say they accept never growing. All three are defensible if the trade-off is named.</w:t>
+      </w:r>
+    </w:p>
+    <w:p>
+      <w:pPr>
+        <w:numPr>
+          <w:ilvl w:val="0"/>
+          <w:numId w:val="1007"/>
+        </w:numPr>
+        <w:pStyle w:val="Compact"/>
+      </w:pPr>
+      <w:r>
+        <w:t xml:space="preserve">Money you might need soon (rent, an emergency), or money you cannot afford to lose, or to sleep at night. Any of those.</w:t>
+      </w:r>
+    </w:p>
+    <w:p>
+      <w:pPr>
+        <w:pStyle w:val="FirstParagraph"/>
       </w:pPr>
       <w:r>
         <w:rPr>
@@ -3355,6 +3415,109 @@
       <w:start w:val="4"/>
       <w:numFmt w:val="decimal"/>
       <w:lvlText w:val="%9."/>
+      <w:lvlJc w:val="left"/>
+      <w:pPr>
+        <w:tabs>
+          <w:tab w:val="num" w:pos="5760"/>
+        </w:tabs>
+        <w:ind w:left="6240" w:hanging="480"/>
+      </w:pPr>
+    </w:lvl>
+  </w:abstractNum>
+  <w:abstractNum w:abstractNumId="991">
+    <w:nsid w:val="4fbe019a"/>
+    <w:multiLevelType w:val="multilevel"/>
+    <w:lvl w:ilvl="0">
+      <w:numFmt w:val="bullet"/>
+      <w:lvlText w:val="•"/>
+      <w:lvlJc w:val="left"/>
+      <w:pPr>
+        <w:tabs>
+          <w:tab w:val="num" w:pos="0"/>
+        </w:tabs>
+        <w:ind w:left="480" w:hanging="480"/>
+      </w:pPr>
+    </w:lvl>
+    <w:lvl w:ilvl="1">
+      <w:numFmt w:val="bullet"/>
+      <w:lvlText w:val="–"/>
+      <w:lvlJc w:val="left"/>
+      <w:pPr>
+        <w:tabs>
+          <w:tab w:val="num" w:pos="720"/>
+        </w:tabs>
+        <w:ind w:left="1200" w:hanging="480"/>
+      </w:pPr>
+    </w:lvl>
+    <w:lvl w:ilvl="2">
+      <w:numFmt w:val="bullet"/>
+      <w:lvlText w:val="•"/>
+      <w:lvlJc w:val="left"/>
+      <w:pPr>
+        <w:tabs>
+          <w:tab w:val="num" w:pos="1440"/>
+        </w:tabs>
+        <w:ind w:left="1920" w:hanging="480"/>
+      </w:pPr>
+    </w:lvl>
+    <w:lvl w:ilvl="3">
+      <w:numFmt w:val="bullet"/>
+      <w:lvlText w:val="–"/>
+      <w:lvlJc w:val="left"/>
+      <w:pPr>
+        <w:tabs>
+          <w:tab w:val="num" w:pos="2160"/>
+        </w:tabs>
+        <w:ind w:left="2640" w:hanging="480"/>
+      </w:pPr>
+    </w:lvl>
+    <w:lvl w:ilvl="4">
+      <w:numFmt w:val="bullet"/>
+      <w:lvlText w:val="•"/>
+      <w:lvlJc w:val="left"/>
+      <w:pPr>
+        <w:tabs>
+          <w:tab w:val="num" w:pos="2880"/>
+        </w:tabs>
+        <w:ind w:left="3360" w:hanging="480"/>
+      </w:pPr>
+    </w:lvl>
+    <w:lvl w:ilvl="5">
+      <w:numFmt w:val="bullet"/>
+      <w:lvlText w:val="–"/>
+      <w:lvlJc w:val="left"/>
+      <w:pPr>
+        <w:tabs>
+          <w:tab w:val="num" w:pos="3600"/>
+        </w:tabs>
+        <w:ind w:left="4080" w:hanging="480"/>
+      </w:pPr>
+    </w:lvl>
+    <w:lvl w:ilvl="6">
+      <w:numFmt w:val="bullet"/>
+      <w:lvlText w:val="•"/>
+      <w:lvlJc w:val="left"/>
+      <w:pPr>
+        <w:tabs>
+          <w:tab w:val="num" w:pos="4320"/>
+        </w:tabs>
+        <w:ind w:left="4800" w:hanging="480"/>
+      </w:pPr>
+    </w:lvl>
+    <w:lvl w:ilvl="7">
+      <w:numFmt w:val="bullet"/>
+      <w:lvlText w:val="–"/>
+      <w:lvlJc w:val="left"/>
+      <w:pPr>
+        <w:tabs>
+          <w:tab w:val="num" w:pos="5040"/>
+        </w:tabs>
+        <w:ind w:left="5520" w:hanging="480"/>
+      </w:pPr>
+    </w:lvl>
+    <w:lvl w:ilvl="8">
+      <w:numFmt w:val="bullet"/>
+      <w:lvlText w:val="•"/>
       <w:lvlJc w:val="left"/>
       <w:pPr>
         <w:tabs>
@@ -3485,6 +3648,42 @@
     </w:lvlOverride>
     <w:lvlOverride w:ilvl="8">
       <w:startOverride w:val="4"/>
+    </w:lvlOverride>
+  </w:num>
+  <w:num w:numId="1005">
+    <w:abstractNumId w:val="991"/>
+  </w:num>
+  <w:num w:numId="1006">
+    <w:abstractNumId w:val="991"/>
+  </w:num>
+  <w:num w:numId="1007">
+    <w:abstractNumId w:val="99411"/>
+    <w:lvlOverride w:ilvl="0">
+      <w:startOverride w:val="1"/>
+    </w:lvlOverride>
+    <w:lvlOverride w:ilvl="1">
+      <w:startOverride w:val="1"/>
+    </w:lvlOverride>
+    <w:lvlOverride w:ilvl="2">
+      <w:startOverride w:val="1"/>
+    </w:lvlOverride>
+    <w:lvlOverride w:ilvl="3">
+      <w:startOverride w:val="1"/>
+    </w:lvlOverride>
+    <w:lvlOverride w:ilvl="4">
+      <w:startOverride w:val="1"/>
+    </w:lvlOverride>
+    <w:lvlOverride w:ilvl="5">
+      <w:startOverride w:val="1"/>
+    </w:lvlOverride>
+    <w:lvlOverride w:ilvl="6">
+      <w:startOverride w:val="1"/>
+    </w:lvlOverride>
+    <w:lvlOverride w:ilvl="7">
+      <w:startOverride w:val="1"/>
+    </w:lvlOverride>
+    <w:lvlOverride w:ilvl="8">
+      <w:startOverride w:val="1"/>
     </w:lvlOverride>
   </w:num>
 </w:numbering>
